--- a/parcours utilisateur.docx
+++ b/parcours utilisateur.docx
@@ -385,7 +385,7 @@
           <w:color w:val="ff0000"/>
           <w:rtl w:val="0"/>
         </w:rPr>
-        <w:t xml:space="preserve">Mon programme cinéma</w:t>
+        <w:t xml:space="preserve">Filmolik</w:t>
       </w:r>
       <w:commentRangeEnd w:id="0"/>
       <w:r>
